--- a/deliverables/week1_member3/01_literature_survey.docx
+++ b/deliverables/week1_member3/01_literature_survey.docx
@@ -289,7 +289,7 @@
         </w:tc>
       </w:tr>
     </w:tbl>
-    <w:bookmarkStart w:id="17" w:name="X7a42e2853ac89206ffdf7e6f5eabbaa3a164e02"/>
+    <w:bookmarkStart w:id="19" w:name="X7a42e2853ac89206ffdf7e6f5eabbaa3a164e02"/>
     <w:p>
       <w:pPr>
         <w:pStyle w:val="Heading2"/>
@@ -1066,7 +1066,306 @@
       </w:r>
     </w:p>
     <w:bookmarkEnd w:id="14"/>
-    <w:bookmarkStart w:id="15" w:name="results"/>
+    <w:bookmarkStart w:id="16" w:name="X859f88ae5bbdadbe67639b9d7c0bfad615d3af6"/>
+    <w:p>
+      <w:pPr>
+        <w:pStyle w:val="Heading3"/>
+      </w:pPr>
+      <w:r>
+        <w:t xml:space="preserve">What CANDOR actually shows the model — checked, because it decided our prompt policy</w:t>
+      </w:r>
+    </w:p>
+    <w:p>
+      <w:pPr>
+        <w:pStyle w:val="FirstParagraph"/>
+      </w:pPr>
+      <w:r>
+        <w:t xml:space="preserve">CANDOR states it supplies two things per subject:</w:t>
+      </w:r>
+      <w:r>
+        <w:t xml:space="preserve"> </w:t>
+      </w:r>
+      <w:r>
+        <w:rPr>
+          <w:i/>
+          <w:iCs/>
+        </w:rPr>
+        <w:t xml:space="preserve">“the source code and its</w:t>
+      </w:r>
+      <w:r>
+        <w:rPr>
+          <w:i/>
+          <w:iCs/>
+        </w:rPr>
+        <w:t xml:space="preserve"> </w:t>
+      </w:r>
+      <w:r>
+        <w:rPr>
+          <w:i/>
+          <w:iCs/>
+        </w:rPr>
+        <w:t xml:space="preserve">natural language description”</w:t>
+      </w:r>
+      <w:r>
+        <w:t xml:space="preserve">. The description is prose — input types and</w:t>
+      </w:r>
+      <w:r>
+        <w:t xml:space="preserve"> </w:t>
+      </w:r>
+      <w:r>
+        <w:t xml:space="preserve">expected behaviour, which the Requirement Engineer turns into predicate logic.</w:t>
+      </w:r>
+      <w:r>
+        <w:t xml:space="preserve"> </w:t>
+      </w:r>
+      <w:r>
+        <w:rPr>
+          <w:b/>
+          <w:bCs/>
+        </w:rPr>
+        <w:t xml:space="preserve">No worked input→output examples.</w:t>
+      </w:r>
+    </w:p>
+    <w:p>
+      <w:pPr>
+        <w:pStyle w:val="BodyText"/>
+      </w:pPr>
+      <w:r>
+        <w:t xml:space="preserve">This is worth verifying rather than assuming, because HumanEval’s</w:t>
+      </w:r>
+      <w:r>
+        <w:t xml:space="preserve"> </w:t>
+      </w:r>
+      <w:r>
+        <w:rPr>
+          <w:i/>
+          <w:iCs/>
+        </w:rPr>
+        <w:t xml:space="preserve">original</w:t>
+      </w:r>
+      <w:r>
+        <w:rPr>
+          <w:i/>
+          <w:iCs/>
+        </w:rPr>
+        <w:t xml:space="preserve"> </w:t>
+      </w:r>
+      <w:r>
+        <w:rPr>
+          <w:i/>
+          <w:iCs/>
+        </w:rPr>
+        <w:t xml:space="preserve">Python</w:t>
+      </w:r>
+      <w:r>
+        <w:t xml:space="preserve"> </w:t>
+      </w:r>
+      <w:r>
+        <w:t xml:space="preserve">docstrings do carry</w:t>
+      </w:r>
+      <w:r>
+        <w:t xml:space="preserve"> </w:t>
+      </w:r>
+      <w:r>
+        <w:rPr>
+          <w:rStyle w:val="VerbatimChar"/>
+        </w:rPr>
+        <w:t xml:space="preserve">&gt;&gt;&gt;</w:t>
+      </w:r>
+      <w:r>
+        <w:t xml:space="preserve"> </w:t>
+      </w:r>
+      <w:r>
+        <w:t xml:space="preserve">examples. The Java translation drops them: the</w:t>
+      </w:r>
+      <w:r>
+        <w:t xml:space="preserve"> </w:t>
+      </w:r>
+      <w:r>
+        <w:t xml:space="preserve">methods in</w:t>
+      </w:r>
+      <w:r>
+        <w:t xml:space="preserve"> </w:t>
+      </w:r>
+      <w:hyperlink r:id="rId15">
+        <w:r>
+          <w:rPr>
+            <w:rStyle w:val="Hyperlink"/>
+          </w:rPr>
+          <w:t xml:space="preserve">ASSERT-KTH/human-eval-java</w:t>
+        </w:r>
+      </w:hyperlink>
+      <w:r>
+        <w:t xml:space="preserve"> </w:t>
+      </w:r>
+      <w:r>
+        <w:t xml:space="preserve">carry no Javadoc at all.</w:t>
+      </w:r>
+    </w:p>
+    <w:tbl>
+      <w:tblPr>
+        <w:tblStyle w:val="Table"/>
+        <w:tblW w:type="pct" w:w="5000"/>
+        <w:tblLayout w:type="fixed"/>
+        <w:tblLook w:firstRow="1" w:lastRow="0" w:firstColumn="0" w:lastColumn="0" w:noHBand="0" w:noVBand="0" w:val="0020"/>
+      </w:tblPr>
+      <w:tblGrid>
+        <w:gridCol w:w="3960"/>
+        <w:gridCol w:w="3960"/>
+      </w:tblGrid>
+      <w:tr>
+        <w:trPr>
+          <w:tblHeader w:val="on"/>
+        </w:trPr>
+        <w:tc>
+          <w:tcPr/>
+          <w:p>
+            <w:pPr>
+              <w:pStyle w:val="Compact"/>
+            </w:pPr>
+          </w:p>
+        </w:tc>
+        <w:tc>
+          <w:tcPr/>
+          <w:p>
+            <w:pPr>
+              <w:pStyle w:val="Compact"/>
+            </w:pPr>
+            <w:r>
+              <w:t xml:space="preserve">worked examples in the prompt?</w:t>
+            </w:r>
+          </w:p>
+        </w:tc>
+      </w:tr>
+      <w:tr>
+        <w:tc>
+          <w:tcPr/>
+          <w:p>
+            <w:pPr>
+              <w:pStyle w:val="Compact"/>
+            </w:pPr>
+            <w:r>
+              <w:t xml:space="preserve">HumanEval (original Python)</w:t>
+            </w:r>
+          </w:p>
+        </w:tc>
+        <w:tc>
+          <w:tcPr/>
+          <w:p>
+            <w:pPr>
+              <w:pStyle w:val="Compact"/>
+            </w:pPr>
+            <w:r>
+              <w:t xml:space="preserve">yes</w:t>
+            </w:r>
+          </w:p>
+        </w:tc>
+      </w:tr>
+      <w:tr>
+        <w:tc>
+          <w:tcPr/>
+          <w:p>
+            <w:pPr>
+              <w:pStyle w:val="Compact"/>
+            </w:pPr>
+            <w:r>
+              <w:rPr>
+                <w:b/>
+                <w:bCs/>
+              </w:rPr>
+              <w:t xml:space="preserve">HumanEvalJava — what CANDOR uses</w:t>
+            </w:r>
+          </w:p>
+        </w:tc>
+        <w:tc>
+          <w:tcPr/>
+          <w:p>
+            <w:pPr>
+              <w:pStyle w:val="Compact"/>
+            </w:pPr>
+            <w:r>
+              <w:rPr>
+                <w:b/>
+                <w:bCs/>
+              </w:rPr>
+              <w:t xml:space="preserve">no</w:t>
+            </w:r>
+          </w:p>
+        </w:tc>
+      </w:tr>
+      <w:tr>
+        <w:tc>
+          <w:tcPr/>
+          <w:p>
+            <w:pPr>
+              <w:pStyle w:val="Compact"/>
+            </w:pPr>
+            <w:r>
+              <w:rPr>
+                <w:b/>
+                <w:bCs/>
+              </w:rPr>
+              <w:t xml:space="preserve">Our dataset (30 Python functions)</w:t>
+            </w:r>
+          </w:p>
+        </w:tc>
+        <w:tc>
+          <w:tcPr/>
+          <w:p>
+            <w:pPr>
+              <w:pStyle w:val="Compact"/>
+            </w:pPr>
+            <w:r>
+              <w:rPr>
+                <w:b/>
+                <w:bCs/>
+              </w:rPr>
+              <w:t xml:space="preserve">yes</w:t>
+            </w:r>
+            <w:r>
+              <w:t xml:space="preserve">, inherited from its source repo</w:t>
+            </w:r>
+          </w:p>
+        </w:tc>
+      </w:tr>
+    </w:tbl>
+    <w:p>
+      <w:pPr>
+        <w:pStyle w:val="BodyText"/>
+      </w:pPr>
+      <w:r>
+        <w:t xml:space="preserve">Our dataset therefore differs from CANDOR’s in exactly this respect, by accident</w:t>
+      </w:r>
+      <w:r>
+        <w:t xml:space="preserve"> </w:t>
+      </w:r>
+      <w:r>
+        <w:t xml:space="preserve">of where it came from. That is why doctests are stripped from every prompt in</w:t>
+      </w:r>
+      <w:r>
+        <w:t xml:space="preserve"> </w:t>
+      </w:r>
+      <w:r>
+        <w:t xml:space="preserve">this project — see</w:t>
+      </w:r>
+      <w:r>
+        <w:t xml:space="preserve"> </w:t>
+      </w:r>
+      <w:r>
+        <w:rPr>
+          <w:rStyle w:val="VerbatimChar"/>
+        </w:rPr>
+        <w:t xml:space="preserve">week2_baseline_design.md</w:t>
+      </w:r>
+      <w:r>
+        <w:t xml:space="preserve"> </w:t>
+      </w:r>
+      <w:r>
+        <w:t xml:space="preserve">§3a.</w:t>
+      </w:r>
+    </w:p>
+    <w:bookmarkEnd w:id="16"/>
+    <w:bookmarkStart w:id="17" w:name="results"/>
     <w:p>
       <w:pPr>
         <w:pStyle w:val="Heading3"/>
@@ -1679,8 +1978,8 @@
         </w:tc>
       </w:tr>
     </w:tbl>
-    <w:bookmarkEnd w:id="15"/>
-    <w:bookmarkStart w:id="16" w:name="limitations"/>
+    <w:bookmarkEnd w:id="17"/>
+    <w:bookmarkStart w:id="18" w:name="limitations"/>
     <w:p>
       <w:pPr>
         <w:pStyle w:val="Heading3"/>
@@ -1722,9 +2021,9 @@
         <w:t xml:space="preserve">choice not exhaustively compared.</w:t>
       </w:r>
     </w:p>
-    <w:bookmarkEnd w:id="16"/>
-    <w:bookmarkEnd w:id="17"/>
-    <w:bookmarkStart w:id="20" w:name="X62c9ff80a75805fed592d70adcc22ff82aa987c"/>
+    <w:bookmarkEnd w:id="18"/>
+    <w:bookmarkEnd w:id="19"/>
+    <w:bookmarkStart w:id="22" w:name="X62c9ff80a75805fed592d70adcc22ff82aa987c"/>
     <w:p>
       <w:pPr>
         <w:pStyle w:val="Heading2"/>
@@ -1743,7 +2042,7 @@
       <w:r>
         <w:t xml:space="preserve"> </w:t>
       </w:r>
-      <w:hyperlink r:id="rId18">
+      <w:hyperlink r:id="rId20">
         <w:r>
           <w:rPr>
             <w:rStyle w:val="Hyperlink"/>
@@ -1868,7 +2167,7 @@
         <w:t xml:space="preserve">accepted ones judged privacy-relevant.</w:t>
       </w:r>
     </w:p>
-    <w:bookmarkStart w:id="19" w:name="X99ae76f2742b87a5a04bd105afb9fbdab9557c0"/>
+    <w:bookmarkStart w:id="21" w:name="X99ae76f2742b87a5a04bd105afb9fbdab9557c0"/>
     <w:p>
       <w:pPr>
         <w:pStyle w:val="Heading3"/>
@@ -1997,9 +2296,9 @@
         <w:t xml:space="preserve">budget chasing one. Flagged to Members 2 and 4.</w:t>
       </w:r>
     </w:p>
-    <w:bookmarkEnd w:id="19"/>
-    <w:bookmarkEnd w:id="20"/>
-    <w:bookmarkStart w:id="22" w:name="Xc01fdb7aeb8246ff9044b66767f51c492d74f91"/>
+    <w:bookmarkEnd w:id="21"/>
+    <w:bookmarkEnd w:id="22"/>
+    <w:bookmarkStart w:id="24" w:name="Xc01fdb7aeb8246ff9044b66767f51c492d74f91"/>
     <w:p>
       <w:pPr>
         <w:pStyle w:val="Heading2"/>
@@ -2018,7 +2317,7 @@
       <w:r>
         <w:t xml:space="preserve"> </w:t>
       </w:r>
-      <w:hyperlink r:id="rId21">
+      <w:hyperlink r:id="rId23">
         <w:r>
           <w:rPr>
             <w:rStyle w:val="Hyperlink"/>
@@ -2200,8 +2499,8 @@
         <w:t xml:space="preserve">Work.</w:t>
       </w:r>
     </w:p>
-    <w:bookmarkEnd w:id="22"/>
-    <w:bookmarkStart w:id="29" w:name="Xe5bb43475f56fc8b0d81c0885baff97dc7b65b6"/>
+    <w:bookmarkEnd w:id="24"/>
+    <w:bookmarkStart w:id="31" w:name="Xe5bb43475f56fc8b0d81c0885baff97dc7b65b6"/>
     <w:p>
       <w:pPr>
         <w:pStyle w:val="Heading2"/>
@@ -2214,7 +2513,7 @@
       <w:pPr>
         <w:pStyle w:val="BlockText"/>
       </w:pPr>
-      <w:hyperlink r:id="rId23">
+      <w:hyperlink r:id="rId25">
         <w:r>
           <w:rPr>
             <w:rStyle w:val="Hyperlink"/>
@@ -2231,7 +2530,7 @@
       <w:r>
         <w:t xml:space="preserve"> </w:t>
       </w:r>
-      <w:hyperlink r:id="rId24">
+      <w:hyperlink r:id="rId26">
         <w:r>
           <w:rPr>
             <w:rStyle w:val="Hyperlink"/>
@@ -2309,7 +2608,7 @@
         <w:t xml:space="preserve">.</w:t>
       </w:r>
     </w:p>
-    <w:bookmarkStart w:id="25" w:name="how-a-mutant-is-generated"/>
+    <w:bookmarkStart w:id="27" w:name="how-a-mutant-is-generated"/>
     <w:p>
       <w:pPr>
         <w:pStyle w:val="Heading3"/>
@@ -2845,8 +3144,8 @@
         <w:t xml:space="preserve">shapes. Worth checking with Member 1 before RQ4 is committed to.</w:t>
       </w:r>
     </w:p>
-    <w:bookmarkEnd w:id="25"/>
-    <w:bookmarkStart w:id="26" w:name="killed-vs-survived"/>
+    <w:bookmarkEnd w:id="27"/>
+    <w:bookmarkStart w:id="28" w:name="killed-vs-survived"/>
     <w:p>
       <w:pPr>
         <w:pStyle w:val="Heading3"/>
@@ -2983,8 +3282,8 @@
         <w:t xml:space="preserve">loop feeds back, and precisely what RQ2 counts.</w:t>
       </w:r>
     </w:p>
-    <w:bookmarkEnd w:id="26"/>
-    <w:bookmarkStart w:id="27" w:name="configuration"/>
+    <w:bookmarkEnd w:id="28"/>
+    <w:bookmarkStart w:id="29" w:name="configuration"/>
     <w:p>
       <w:pPr>
         <w:pStyle w:val="Heading3"/>
@@ -3173,8 +3472,8 @@
         <w:t xml:space="preserve">but emit deprecation warnings.</w:t>
       </w:r>
     </w:p>
-    <w:bookmarkEnd w:id="27"/>
-    <w:bookmarkStart w:id="28" w:name="equivalent-mutants"/>
+    <w:bookmarkEnd w:id="29"/>
+    <w:bookmarkStart w:id="30" w:name="equivalent-mutants"/>
     <w:p>
       <w:pPr>
         <w:pStyle w:val="Heading3"/>
@@ -3237,9 +3536,9 @@
         <w:t xml:space="preserve">target. Flagged to Members 2 and 4.</w:t>
       </w:r>
     </w:p>
-    <w:bookmarkEnd w:id="28"/>
-    <w:bookmarkEnd w:id="29"/>
-    <w:bookmarkStart w:id="34" w:name="X81b9b7664d9e1cb14599fec30fb16d716749255"/>
+    <w:bookmarkEnd w:id="30"/>
+    <w:bookmarkEnd w:id="31"/>
+    <w:bookmarkStart w:id="36" w:name="X81b9b7664d9e1cb14599fec30fb16d716749255"/>
     <w:p>
       <w:pPr>
         <w:pStyle w:val="Heading2"/>
@@ -3267,7 +3566,7 @@
       <w:pPr>
         <w:pStyle w:val="BlockText"/>
       </w:pPr>
-      <w:hyperlink r:id="rId30">
+      <w:hyperlink r:id="rId32">
         <w:r>
           <w:rPr>
             <w:rStyle w:val="VerbatimChar"/>
@@ -3296,7 +3595,7 @@
       <w:r>
         <w:t xml:space="preserve"> </w:t>
       </w:r>
-      <w:hyperlink r:id="rId31">
+      <w:hyperlink r:id="rId33">
         <w:r>
           <w:rPr>
             <w:rStyle w:val="Hyperlink"/>
@@ -3305,7 +3604,7 @@
         </w:r>
       </w:hyperlink>
     </w:p>
-    <w:bookmarkStart w:id="32" w:name="ast-used-to-control-what-the-model-sees"/>
+    <w:bookmarkStart w:id="34" w:name="ast-used-to-control-what-the-model-sees"/>
     <w:p>
       <w:pPr>
         <w:pStyle w:val="Heading3"/>
@@ -3608,8 +3907,8 @@
         <w:t xml:space="preserve">the assertion that failed to catch a mutant.</w:t>
       </w:r>
     </w:p>
-    <w:bookmarkEnd w:id="32"/>
-    <w:bookmarkStart w:id="33" w:name="pytest-what-generated-tests-must-satisfy"/>
+    <w:bookmarkEnd w:id="34"/>
+    <w:bookmarkStart w:id="35" w:name="pytest-what-generated-tests-must-satisfy"/>
     <w:p>
       <w:pPr>
         <w:pStyle w:val="Heading3"/>
@@ -4203,9 +4502,9 @@
         <w:t xml:space="preserve">validity.</w:t>
       </w:r>
     </w:p>
-    <w:bookmarkEnd w:id="33"/>
-    <w:bookmarkEnd w:id="34"/>
-    <w:bookmarkStart w:id="39" w:name="Xa271df0ec92d22a03f7e35b5eb62882afbc95af"/>
+    <w:bookmarkEnd w:id="35"/>
+    <w:bookmarkEnd w:id="36"/>
+    <w:bookmarkStart w:id="41" w:name="Xa271df0ec92d22a03f7e35b5eb62882afbc95af"/>
     <w:p>
       <w:pPr>
         <w:pStyle w:val="Heading2"/>
@@ -4218,7 +4517,7 @@
       <w:pPr>
         <w:pStyle w:val="BlockText"/>
       </w:pPr>
-      <w:hyperlink r:id="rId35">
+      <w:hyperlink r:id="rId37">
         <w:r>
           <w:rPr>
             <w:rStyle w:val="Hyperlink"/>
@@ -4227,7 +4526,7 @@
         </w:r>
       </w:hyperlink>
     </w:p>
-    <w:bookmarkStart w:id="36" w:name="Xbf22711e8625a7ed8ff402d5be4449610a1d923"/>
+    <w:bookmarkStart w:id="38" w:name="Xbf22711e8625a7ed8ff402d5be4449610a1d923"/>
     <w:p>
       <w:pPr>
         <w:pStyle w:val="Heading3"/>
@@ -4295,8 +4594,8 @@
         <w:t xml:space="preserve">to be scraped.</w:t>
       </w:r>
     </w:p>
-    <w:bookmarkEnd w:id="36"/>
-    <w:bookmarkStart w:id="37" w:name="how-it-works-in-practice"/>
+    <w:bookmarkEnd w:id="38"/>
+    <w:bookmarkStart w:id="39" w:name="how-it-works-in-practice"/>
     <w:p>
       <w:pPr>
         <w:pStyle w:val="Heading3"/>
@@ -4510,8 +4809,8 @@
         <w:t xml:space="preserve">.</w:t>
       </w:r>
     </w:p>
-    <w:bookmarkEnd w:id="37"/>
-    <w:bookmarkStart w:id="38" w:name="two-findings-from-setting-this-up"/>
+    <w:bookmarkEnd w:id="39"/>
+    <w:bookmarkStart w:id="40" w:name="two-findings-from-setting-this-up"/>
     <w:p>
       <w:pPr>
         <w:pStyle w:val="Heading3"/>
@@ -4752,9 +5051,9 @@
         <w:t xml:space="preserve">the model for full-scale runs.</w:t>
       </w:r>
     </w:p>
-    <w:bookmarkEnd w:id="38"/>
-    <w:bookmarkEnd w:id="39"/>
-    <w:bookmarkStart w:id="40" w:name="X4030505c4f4d4d488931d07f418f6cc27a74b00"/>
+    <w:bookmarkEnd w:id="40"/>
+    <w:bookmarkEnd w:id="41"/>
+    <w:bookmarkStart w:id="42" w:name="X4030505c4f4d4d488931d07f418f6cc27a74b00"/>
     <w:p>
       <w:pPr>
         <w:pStyle w:val="Heading2"/>
@@ -4842,7 +5141,7 @@
         <w:t xml:space="preserve">applied to all systems, not chosen per system.</w:t>
       </w:r>
     </w:p>
-    <w:bookmarkEnd w:id="40"/>
+    <w:bookmarkEnd w:id="42"/>
     <w:sectPr>
       <w:footnotePr>
         <w:numRestart w:val="eachSect"/>
